--- a/static/downloads/templates/dataset-search-log.docx
+++ b/static/downloads/templates/dataset-search-log.docx
@@ -706,6 +706,114 @@
         <w:t xml:space="preserve">Record every search, including those that found nothing. A search with no results is still useful evidence.</w:t>
       </w:r>
     </w:p>
+    <w:p>
+      <w:pPr>
+        <w:spacing w:after="120"/>
+      </w:pPr>
+      <w:r>
+        <w:rPr>
+          <w:rFonts w:ascii="Calibri" w:cs="Calibri" w:eastAsia="Calibri" w:hAnsi="Calibri"/>
+          <w:b/>
+          <w:bCs/>
+          <w:sz w:val="21"/>
+          <w:szCs w:val="21"/>
+        </w:rPr>
+        <w:t xml:space="preserve">Build your search terms from three parts</w:t>
+      </w:r>
+      <w:r>
+        <w:rPr>
+          <w:rFonts w:ascii="Calibri" w:cs="Calibri" w:eastAsia="Calibri" w:hAnsi="Calibri"/>
+          <w:sz w:val="21"/>
+          <w:szCs w:val="21"/>
+        </w:rPr>
+        <w:t xml:space="preserve">, and try several combinations:</w:t>
+      </w:r>
+    </w:p>
+    <w:p>
+      <w:pPr>
+        <w:spacing w:after="120"/>
+        <w:ind w:left="360"/>
+      </w:pPr>
+      <w:r>
+        <w:rPr>
+          <w:rFonts w:ascii="Calibri" w:cs="Calibri" w:eastAsia="Calibri" w:hAnsi="Calibri"/>
+          <w:b/>
+          <w:bCs/>
+          <w:sz w:val="21"/>
+          <w:szCs w:val="21"/>
+        </w:rPr>
+        <w:t xml:space="preserve">Language: </w:t>
+      </w:r>
+      <w:r>
+        <w:rPr>
+          <w:rFonts w:ascii="Calibri" w:cs="Calibri" w:eastAsia="Calibri" w:hAnsi="Calibri"/>
+          <w:sz w:val="21"/>
+          <w:szCs w:val="21"/>
+        </w:rPr>
+        <w:t xml:space="preserve">every name and code, for example Hausa, Harshen Hausa, hau, ha.</w:t>
+      </w:r>
+    </w:p>
+    <w:p>
+      <w:pPr>
+        <w:spacing w:after="120"/>
+        <w:ind w:left="360"/>
+      </w:pPr>
+      <w:r>
+        <w:rPr>
+          <w:rFonts w:ascii="Calibri" w:cs="Calibri" w:eastAsia="Calibri" w:hAnsi="Calibri"/>
+          <w:b/>
+          <w:bCs/>
+          <w:sz w:val="21"/>
+          <w:szCs w:val="21"/>
+        </w:rPr>
+        <w:t xml:space="preserve">Task: </w:t>
+      </w:r>
+      <w:r>
+        <w:rPr>
+          <w:rFonts w:ascii="Calibri" w:cs="Calibri" w:eastAsia="Calibri" w:hAnsi="Calibri"/>
+          <w:sz w:val="21"/>
+          <w:szCs w:val="21"/>
+        </w:rPr>
+        <w:t xml:space="preserve">the task name and its synonyms, for example sentiment, opinion, polarity, emotion.</w:t>
+      </w:r>
+    </w:p>
+    <w:p>
+      <w:pPr>
+        <w:spacing w:after="120"/>
+        <w:ind w:left="360"/>
+      </w:pPr>
+      <w:r>
+        <w:rPr>
+          <w:rFonts w:ascii="Calibri" w:cs="Calibri" w:eastAsia="Calibri" w:hAnsi="Calibri"/>
+          <w:b/>
+          <w:bCs/>
+          <w:sz w:val="21"/>
+          <w:szCs w:val="21"/>
+        </w:rPr>
+        <w:t xml:space="preserve">Resource word: </w:t>
+      </w:r>
+      <w:r>
+        <w:rPr>
+          <w:rFonts w:ascii="Calibri" w:cs="Calibri" w:eastAsia="Calibri" w:hAnsi="Calibri"/>
+          <w:sz w:val="21"/>
+          <w:szCs w:val="21"/>
+        </w:rPr>
+        <w:t xml:space="preserve">dataset, corpus, benchmark, annotated, shared task.</w:t>
+      </w:r>
+    </w:p>
+    <w:p>
+      <w:pPr>
+        <w:spacing w:after="120"/>
+      </w:pPr>
+      <w:r>
+        <w:rPr>
+          <w:rFonts w:ascii="Calibri" w:cs="Calibri" w:eastAsia="Calibri" w:hAnsi="Calibri"/>
+          <w:sz w:val="21"/>
+          <w:szCs w:val="21"/>
+        </w:rPr>
+        <w:t xml:space="preserve">The table shows example searches for a Hausa sentiment project. Replace them with your own.</w:t>
+      </w:r>
+    </w:p>
     <w:tbl>
       <w:tblPr>
         <w:tblW w:type="dxa" w:w="9638"/>
@@ -719,10 +827,10 @@
         </w:tblBorders>
       </w:tblPr>
       <w:tblGrid>
-        <w:gridCol w:w="1300"/>
-        <w:gridCol w:w="3000"/>
-        <w:gridCol w:w="3338"/>
-        <w:gridCol w:w="2000"/>
+        <w:gridCol w:w="1100"/>
+        <w:gridCol w:w="2500"/>
+        <w:gridCol w:w="4238"/>
+        <w:gridCol w:w="1800"/>
       </w:tblGrid>
       <w:tr>
         <w:trPr>
@@ -730,7 +838,7 @@
         </w:trPr>
         <w:tc>
           <w:tcPr>
-            <w:tcW w:type="dxa" w:w="1300"/>
+            <w:tcW w:type="dxa" w:w="1100"/>
             <w:tcBorders>
               <w:top w:val="single" w:color="9E9E9E" w:sz="4"/>
               <w:left w:val="single" w:color="9E9E9E" w:sz="4"/>
@@ -762,7 +870,7 @@
         </w:tc>
         <w:tc>
           <w:tcPr>
-            <w:tcW w:type="dxa" w:w="3000"/>
+            <w:tcW w:type="dxa" w:w="2500"/>
             <w:tcBorders>
               <w:top w:val="single" w:color="9E9E9E" w:sz="4"/>
               <w:left w:val="single" w:color="9E9E9E" w:sz="4"/>
@@ -794,7 +902,7 @@
         </w:tc>
         <w:tc>
           <w:tcPr>
-            <w:tcW w:type="dxa" w:w="3338"/>
+            <w:tcW w:type="dxa" w:w="4238"/>
             <w:tcBorders>
               <w:top w:val="single" w:color="9E9E9E" w:sz="4"/>
               <w:left w:val="single" w:color="9E9E9E" w:sz="4"/>
@@ -826,7 +934,7 @@
         </w:tc>
         <w:tc>
           <w:tcPr>
-            <w:tcW w:type="dxa" w:w="2000"/>
+            <w:tcW w:type="dxa" w:w="1800"/>
             <w:tcBorders>
               <w:top w:val="single" w:color="9E9E9E" w:sz="4"/>
               <w:left w:val="single" w:color="9E9E9E" w:sz="4"/>
@@ -863,38 +971,38 @@
         </w:trPr>
         <w:tc>
           <w:tcPr>
-            <w:tcW w:type="dxa" w:w="1300"/>
-            <w:tcBorders>
-              <w:top w:val="single" w:color="9E9E9E" w:sz="4"/>
-              <w:left w:val="single" w:color="9E9E9E" w:sz="4"/>
-              <w:bottom w:val="single" w:color="9E9E9E" w:sz="4"/>
-              <w:right w:val="single" w:color="9E9E9E" w:sz="4"/>
-            </w:tcBorders>
-            <w:tcMar>
-              <w:top w:type="dxa" w:w="60"/>
-              <w:left w:type="dxa" w:w="100"/>
-              <w:bottom w:type="dxa" w:w="60"/>
-              <w:right w:type="dxa" w:w="100"/>
-            </w:tcMar>
-          </w:tcPr>
-          <w:p>
-            <w:r>
-              <w:rPr>
-                <w:rFonts w:ascii="Calibri" w:cs="Calibri" w:eastAsia="Calibri" w:hAnsi="Calibri"/>
-                <w:b w:val="false"/>
-                <w:bCs w:val="false"/>
-                <w:i w:val="false"/>
-                <w:iCs w:val="false"/>
-                <w:sz w:val="20"/>
-                <w:szCs w:val="20"/>
-              </w:rPr>
-              <w:t xml:space="preserve"/>
-            </w:r>
-          </w:p>
-        </w:tc>
-        <w:tc>
-          <w:tcPr>
-            <w:tcW w:type="dxa" w:w="3000"/>
+            <w:tcW w:type="dxa" w:w="1100"/>
+            <w:tcBorders>
+              <w:top w:val="single" w:color="9E9E9E" w:sz="4"/>
+              <w:left w:val="single" w:color="9E9E9E" w:sz="4"/>
+              <w:bottom w:val="single" w:color="9E9E9E" w:sz="4"/>
+              <w:right w:val="single" w:color="9E9E9E" w:sz="4"/>
+            </w:tcBorders>
+            <w:tcMar>
+              <w:top w:type="dxa" w:w="60"/>
+              <w:left w:type="dxa" w:w="100"/>
+              <w:bottom w:type="dxa" w:w="60"/>
+              <w:right w:type="dxa" w:w="100"/>
+            </w:tcMar>
+          </w:tcPr>
+          <w:p>
+            <w:r>
+              <w:rPr>
+                <w:rFonts w:ascii="Calibri" w:cs="Calibri" w:eastAsia="Calibri" w:hAnsi="Calibri"/>
+                <w:b w:val="false"/>
+                <w:bCs w:val="false"/>
+                <w:i w:val="false"/>
+                <w:iCs w:val="false"/>
+                <w:sz w:val="20"/>
+                <w:szCs w:val="20"/>
+              </w:rPr>
+              <w:t xml:space="preserve"/>
+            </w:r>
+          </w:p>
+        </w:tc>
+        <w:tc>
+          <w:tcPr>
+            <w:tcW w:type="dxa" w:w="2500"/>
             <w:tcBorders>
               <w:top w:val="single" w:color="9E9E9E" w:sz="4"/>
               <w:left w:val="single" w:color="9E9E9E" w:sz="4"/>
@@ -925,38 +1033,39 @@
         </w:tc>
         <w:tc>
           <w:tcPr>
-            <w:tcW w:type="dxa" w:w="3338"/>
-            <w:tcBorders>
-              <w:top w:val="single" w:color="9E9E9E" w:sz="4"/>
-              <w:left w:val="single" w:color="9E9E9E" w:sz="4"/>
-              <w:bottom w:val="single" w:color="9E9E9E" w:sz="4"/>
-              <w:right w:val="single" w:color="9E9E9E" w:sz="4"/>
-            </w:tcBorders>
-            <w:tcMar>
-              <w:top w:type="dxa" w:w="60"/>
-              <w:left w:type="dxa" w:w="100"/>
-              <w:bottom w:type="dxa" w:w="60"/>
-              <w:right w:type="dxa" w:w="100"/>
-            </w:tcMar>
-          </w:tcPr>
-          <w:p>
-            <w:r>
-              <w:rPr>
-                <w:rFonts w:ascii="Calibri" w:cs="Calibri" w:eastAsia="Calibri" w:hAnsi="Calibri"/>
-                <w:b w:val="false"/>
-                <w:bCs w:val="false"/>
-                <w:i w:val="false"/>
-                <w:iCs w:val="false"/>
-                <w:sz w:val="20"/>
-                <w:szCs w:val="20"/>
-              </w:rPr>
-              <w:t xml:space="preserve"/>
-            </w:r>
-          </w:p>
-        </w:tc>
-        <w:tc>
-          <w:tcPr>
-            <w:tcW w:type="dxa" w:w="2000"/>
+            <w:tcW w:type="dxa" w:w="4238"/>
+            <w:tcBorders>
+              <w:top w:val="single" w:color="9E9E9E" w:sz="4"/>
+              <w:left w:val="single" w:color="9E9E9E" w:sz="4"/>
+              <w:bottom w:val="single" w:color="9E9E9E" w:sz="4"/>
+              <w:right w:val="single" w:color="9E9E9E" w:sz="4"/>
+            </w:tcBorders>
+            <w:tcMar>
+              <w:top w:type="dxa" w:w="60"/>
+              <w:left w:type="dxa" w:w="100"/>
+              <w:bottom w:type="dxa" w:w="60"/>
+              <w:right w:type="dxa" w:w="100"/>
+            </w:tcMar>
+          </w:tcPr>
+          <w:p>
+            <w:r>
+              <w:rPr>
+                <w:rFonts w:ascii="Calibri" w:cs="Calibri" w:eastAsia="Calibri" w:hAnsi="Calibri"/>
+                <w:b w:val="false"/>
+                <w:bCs w:val="false"/>
+                <w:i/>
+                <w:iCs/>
+                <w:color w:val="6B7280"/>
+                <w:sz w:val="20"/>
+                <w:szCs w:val="20"/>
+              </w:rPr>
+              <w:t xml:space="preserve">e.g. Hausa sentiment, Hausa corpus, Hausa dataset</w:t>
+            </w:r>
+          </w:p>
+        </w:tc>
+        <w:tc>
+          <w:tcPr>
+            <w:tcW w:type="dxa" w:w="1800"/>
             <w:tcBorders>
               <w:top w:val="single" w:color="9E9E9E" w:sz="4"/>
               <w:left w:val="single" w:color="9E9E9E" w:sz="4"/>
@@ -992,38 +1101,38 @@
         </w:trPr>
         <w:tc>
           <w:tcPr>
-            <w:tcW w:type="dxa" w:w="1300"/>
-            <w:tcBorders>
-              <w:top w:val="single" w:color="9E9E9E" w:sz="4"/>
-              <w:left w:val="single" w:color="9E9E9E" w:sz="4"/>
-              <w:bottom w:val="single" w:color="9E9E9E" w:sz="4"/>
-              <w:right w:val="single" w:color="9E9E9E" w:sz="4"/>
-            </w:tcBorders>
-            <w:tcMar>
-              <w:top w:type="dxa" w:w="60"/>
-              <w:left w:type="dxa" w:w="100"/>
-              <w:bottom w:type="dxa" w:w="60"/>
-              <w:right w:type="dxa" w:w="100"/>
-            </w:tcMar>
-          </w:tcPr>
-          <w:p>
-            <w:r>
-              <w:rPr>
-                <w:rFonts w:ascii="Calibri" w:cs="Calibri" w:eastAsia="Calibri" w:hAnsi="Calibri"/>
-                <w:b w:val="false"/>
-                <w:bCs w:val="false"/>
-                <w:i w:val="false"/>
-                <w:iCs w:val="false"/>
-                <w:sz w:val="20"/>
-                <w:szCs w:val="20"/>
-              </w:rPr>
-              <w:t xml:space="preserve"/>
-            </w:r>
-          </w:p>
-        </w:tc>
-        <w:tc>
-          <w:tcPr>
-            <w:tcW w:type="dxa" w:w="3000"/>
+            <w:tcW w:type="dxa" w:w="1100"/>
+            <w:tcBorders>
+              <w:top w:val="single" w:color="9E9E9E" w:sz="4"/>
+              <w:left w:val="single" w:color="9E9E9E" w:sz="4"/>
+              <w:bottom w:val="single" w:color="9E9E9E" w:sz="4"/>
+              <w:right w:val="single" w:color="9E9E9E" w:sz="4"/>
+            </w:tcBorders>
+            <w:tcMar>
+              <w:top w:type="dxa" w:w="60"/>
+              <w:left w:type="dxa" w:w="100"/>
+              <w:bottom w:type="dxa" w:w="60"/>
+              <w:right w:type="dxa" w:w="100"/>
+            </w:tcMar>
+          </w:tcPr>
+          <w:p>
+            <w:r>
+              <w:rPr>
+                <w:rFonts w:ascii="Calibri" w:cs="Calibri" w:eastAsia="Calibri" w:hAnsi="Calibri"/>
+                <w:b w:val="false"/>
+                <w:bCs w:val="false"/>
+                <w:i w:val="false"/>
+                <w:iCs w:val="false"/>
+                <w:sz w:val="20"/>
+                <w:szCs w:val="20"/>
+              </w:rPr>
+              <w:t xml:space="preserve"/>
+            </w:r>
+          </w:p>
+        </w:tc>
+        <w:tc>
+          <w:tcPr>
+            <w:tcW w:type="dxa" w:w="2500"/>
             <w:tcBorders>
               <w:top w:val="single" w:color="9E9E9E" w:sz="4"/>
               <w:left w:val="single" w:color="9E9E9E" w:sz="4"/>
@@ -1054,38 +1163,39 @@
         </w:tc>
         <w:tc>
           <w:tcPr>
-            <w:tcW w:type="dxa" w:w="3338"/>
-            <w:tcBorders>
-              <w:top w:val="single" w:color="9E9E9E" w:sz="4"/>
-              <w:left w:val="single" w:color="9E9E9E" w:sz="4"/>
-              <w:bottom w:val="single" w:color="9E9E9E" w:sz="4"/>
-              <w:right w:val="single" w:color="9E9E9E" w:sz="4"/>
-            </w:tcBorders>
-            <w:tcMar>
-              <w:top w:type="dxa" w:w="60"/>
-              <w:left w:type="dxa" w:w="100"/>
-              <w:bottom w:type="dxa" w:w="60"/>
-              <w:right w:type="dxa" w:w="100"/>
-            </w:tcMar>
-          </w:tcPr>
-          <w:p>
-            <w:r>
-              <w:rPr>
-                <w:rFonts w:ascii="Calibri" w:cs="Calibri" w:eastAsia="Calibri" w:hAnsi="Calibri"/>
-                <w:b w:val="false"/>
-                <w:bCs w:val="false"/>
-                <w:i w:val="false"/>
-                <w:iCs w:val="false"/>
-                <w:sz w:val="20"/>
-                <w:szCs w:val="20"/>
-              </w:rPr>
-              <w:t xml:space="preserve"/>
-            </w:r>
-          </w:p>
-        </w:tc>
-        <w:tc>
-          <w:tcPr>
-            <w:tcW w:type="dxa" w:w="2000"/>
+            <w:tcW w:type="dxa" w:w="4238"/>
+            <w:tcBorders>
+              <w:top w:val="single" w:color="9E9E9E" w:sz="4"/>
+              <w:left w:val="single" w:color="9E9E9E" w:sz="4"/>
+              <w:bottom w:val="single" w:color="9E9E9E" w:sz="4"/>
+              <w:right w:val="single" w:color="9E9E9E" w:sz="4"/>
+            </w:tcBorders>
+            <w:tcMar>
+              <w:top w:type="dxa" w:w="60"/>
+              <w:left w:type="dxa" w:w="100"/>
+              <w:bottom w:type="dxa" w:w="60"/>
+              <w:right w:type="dxa" w:w="100"/>
+            </w:tcMar>
+          </w:tcPr>
+          <w:p>
+            <w:r>
+              <w:rPr>
+                <w:rFonts w:ascii="Calibri" w:cs="Calibri" w:eastAsia="Calibri" w:hAnsi="Calibri"/>
+                <w:b w:val="false"/>
+                <w:bCs w:val="false"/>
+                <w:i/>
+                <w:iCs/>
+                <w:color w:val="6B7280"/>
+                <w:sz w:val="20"/>
+                <w:szCs w:val="20"/>
+              </w:rPr>
+              <w:t xml:space="preserve">e.g. Hausa, then filter by task</w:t>
+            </w:r>
+          </w:p>
+        </w:tc>
+        <w:tc>
+          <w:tcPr>
+            <w:tcW w:type="dxa" w:w="1800"/>
             <w:tcBorders>
               <w:top w:val="single" w:color="9E9E9E" w:sz="4"/>
               <w:left w:val="single" w:color="9E9E9E" w:sz="4"/>
@@ -1121,100 +1231,101 @@
         </w:trPr>
         <w:tc>
           <w:tcPr>
-            <w:tcW w:type="dxa" w:w="1300"/>
-            <w:tcBorders>
-              <w:top w:val="single" w:color="9E9E9E" w:sz="4"/>
-              <w:left w:val="single" w:color="9E9E9E" w:sz="4"/>
-              <w:bottom w:val="single" w:color="9E9E9E" w:sz="4"/>
-              <w:right w:val="single" w:color="9E9E9E" w:sz="4"/>
-            </w:tcBorders>
-            <w:tcMar>
-              <w:top w:type="dxa" w:w="60"/>
-              <w:left w:type="dxa" w:w="100"/>
-              <w:bottom w:type="dxa" w:w="60"/>
-              <w:right w:type="dxa" w:w="100"/>
-            </w:tcMar>
-          </w:tcPr>
-          <w:p>
-            <w:r>
-              <w:rPr>
-                <w:rFonts w:ascii="Calibri" w:cs="Calibri" w:eastAsia="Calibri" w:hAnsi="Calibri"/>
-                <w:b w:val="false"/>
-                <w:bCs w:val="false"/>
-                <w:i w:val="false"/>
-                <w:iCs w:val="false"/>
-                <w:sz w:val="20"/>
-                <w:szCs w:val="20"/>
-              </w:rPr>
-              <w:t xml:space="preserve"/>
-            </w:r>
-          </w:p>
-        </w:tc>
-        <w:tc>
-          <w:tcPr>
-            <w:tcW w:type="dxa" w:w="3000"/>
-            <w:tcBorders>
-              <w:top w:val="single" w:color="9E9E9E" w:sz="4"/>
-              <w:left w:val="single" w:color="9E9E9E" w:sz="4"/>
-              <w:bottom w:val="single" w:color="9E9E9E" w:sz="4"/>
-              <w:right w:val="single" w:color="9E9E9E" w:sz="4"/>
-            </w:tcBorders>
-            <w:tcMar>
-              <w:top w:type="dxa" w:w="60"/>
-              <w:left w:type="dxa" w:w="100"/>
-              <w:bottom w:type="dxa" w:w="60"/>
-              <w:right w:type="dxa" w:w="100"/>
-            </w:tcMar>
-          </w:tcPr>
-          <w:p>
-            <w:r>
-              <w:rPr>
-                <w:rFonts w:ascii="Calibri" w:cs="Calibri" w:eastAsia="Calibri" w:hAnsi="Calibri"/>
-                <w:b w:val="false"/>
-                <w:bCs w:val="false"/>
-                <w:i w:val="false"/>
-                <w:iCs w:val="false"/>
-                <w:sz w:val="20"/>
-                <w:szCs w:val="20"/>
-              </w:rPr>
-              <w:t xml:space="preserve">Hugging Face (language filter)</w:t>
-            </w:r>
-          </w:p>
-        </w:tc>
-        <w:tc>
-          <w:tcPr>
-            <w:tcW w:type="dxa" w:w="3338"/>
-            <w:tcBorders>
-              <w:top w:val="single" w:color="9E9E9E" w:sz="4"/>
-              <w:left w:val="single" w:color="9E9E9E" w:sz="4"/>
-              <w:bottom w:val="single" w:color="9E9E9E" w:sz="4"/>
-              <w:right w:val="single" w:color="9E9E9E" w:sz="4"/>
-            </w:tcBorders>
-            <w:tcMar>
-              <w:top w:type="dxa" w:w="60"/>
-              <w:left w:type="dxa" w:w="100"/>
-              <w:bottom w:type="dxa" w:w="60"/>
-              <w:right w:type="dxa" w:w="100"/>
-            </w:tcMar>
-          </w:tcPr>
-          <w:p>
-            <w:r>
-              <w:rPr>
-                <w:rFonts w:ascii="Calibri" w:cs="Calibri" w:eastAsia="Calibri" w:hAnsi="Calibri"/>
-                <w:b w:val="false"/>
-                <w:bCs w:val="false"/>
-                <w:i w:val="false"/>
-                <w:iCs w:val="false"/>
-                <w:sz w:val="20"/>
-                <w:szCs w:val="20"/>
-              </w:rPr>
-              <w:t xml:space="preserve"/>
-            </w:r>
-          </w:p>
-        </w:tc>
-        <w:tc>
-          <w:tcPr>
-            <w:tcW w:type="dxa" w:w="2000"/>
+            <w:tcW w:type="dxa" w:w="1100"/>
+            <w:tcBorders>
+              <w:top w:val="single" w:color="9E9E9E" w:sz="4"/>
+              <w:left w:val="single" w:color="9E9E9E" w:sz="4"/>
+              <w:bottom w:val="single" w:color="9E9E9E" w:sz="4"/>
+              <w:right w:val="single" w:color="9E9E9E" w:sz="4"/>
+            </w:tcBorders>
+            <w:tcMar>
+              <w:top w:type="dxa" w:w="60"/>
+              <w:left w:type="dxa" w:w="100"/>
+              <w:bottom w:type="dxa" w:w="60"/>
+              <w:right w:type="dxa" w:w="100"/>
+            </w:tcMar>
+          </w:tcPr>
+          <w:p>
+            <w:r>
+              <w:rPr>
+                <w:rFonts w:ascii="Calibri" w:cs="Calibri" w:eastAsia="Calibri" w:hAnsi="Calibri"/>
+                <w:b w:val="false"/>
+                <w:bCs w:val="false"/>
+                <w:i w:val="false"/>
+                <w:iCs w:val="false"/>
+                <w:sz w:val="20"/>
+                <w:szCs w:val="20"/>
+              </w:rPr>
+              <w:t xml:space="preserve"/>
+            </w:r>
+          </w:p>
+        </w:tc>
+        <w:tc>
+          <w:tcPr>
+            <w:tcW w:type="dxa" w:w="2500"/>
+            <w:tcBorders>
+              <w:top w:val="single" w:color="9E9E9E" w:sz="4"/>
+              <w:left w:val="single" w:color="9E9E9E" w:sz="4"/>
+              <w:bottom w:val="single" w:color="9E9E9E" w:sz="4"/>
+              <w:right w:val="single" w:color="9E9E9E" w:sz="4"/>
+            </w:tcBorders>
+            <w:tcMar>
+              <w:top w:type="dxa" w:w="60"/>
+              <w:left w:type="dxa" w:w="100"/>
+              <w:bottom w:type="dxa" w:w="60"/>
+              <w:right w:type="dxa" w:w="100"/>
+            </w:tcMar>
+          </w:tcPr>
+          <w:p>
+            <w:r>
+              <w:rPr>
+                <w:rFonts w:ascii="Calibri" w:cs="Calibri" w:eastAsia="Calibri" w:hAnsi="Calibri"/>
+                <w:b w:val="false"/>
+                <w:bCs w:val="false"/>
+                <w:i w:val="false"/>
+                <w:iCs w:val="false"/>
+                <w:sz w:val="20"/>
+                <w:szCs w:val="20"/>
+              </w:rPr>
+              <w:t xml:space="preserve">AtlasNLP</w:t>
+            </w:r>
+          </w:p>
+        </w:tc>
+        <w:tc>
+          <w:tcPr>
+            <w:tcW w:type="dxa" w:w="4238"/>
+            <w:tcBorders>
+              <w:top w:val="single" w:color="9E9E9E" w:sz="4"/>
+              <w:left w:val="single" w:color="9E9E9E" w:sz="4"/>
+              <w:bottom w:val="single" w:color="9E9E9E" w:sz="4"/>
+              <w:right w:val="single" w:color="9E9E9E" w:sz="4"/>
+            </w:tcBorders>
+            <w:tcMar>
+              <w:top w:type="dxa" w:w="60"/>
+              <w:left w:type="dxa" w:w="100"/>
+              <w:bottom w:type="dxa" w:w="60"/>
+              <w:right w:type="dxa" w:w="100"/>
+            </w:tcMar>
+          </w:tcPr>
+          <w:p>
+            <w:r>
+              <w:rPr>
+                <w:rFonts w:ascii="Calibri" w:cs="Calibri" w:eastAsia="Calibri" w:hAnsi="Calibri"/>
+                <w:b w:val="false"/>
+                <w:bCs w:val="false"/>
+                <w:i/>
+                <w:iCs/>
+                <w:color w:val="6B7280"/>
+                <w:sz w:val="20"/>
+                <w:szCs w:val="20"/>
+              </w:rPr>
+              <w:t xml:space="preserve">e.g. language: Hausa; task: sentiment analysis</w:t>
+            </w:r>
+          </w:p>
+        </w:tc>
+        <w:tc>
+          <w:tcPr>
+            <w:tcW w:type="dxa" w:w="1800"/>
             <w:tcBorders>
               <w:top w:val="single" w:color="9E9E9E" w:sz="4"/>
               <w:left w:val="single" w:color="9E9E9E" w:sz="4"/>
@@ -1250,100 +1361,101 @@
         </w:trPr>
         <w:tc>
           <w:tcPr>
-            <w:tcW w:type="dxa" w:w="1300"/>
-            <w:tcBorders>
-              <w:top w:val="single" w:color="9E9E9E" w:sz="4"/>
-              <w:left w:val="single" w:color="9E9E9E" w:sz="4"/>
-              <w:bottom w:val="single" w:color="9E9E9E" w:sz="4"/>
-              <w:right w:val="single" w:color="9E9E9E" w:sz="4"/>
-            </w:tcBorders>
-            <w:tcMar>
-              <w:top w:type="dxa" w:w="60"/>
-              <w:left w:type="dxa" w:w="100"/>
-              <w:bottom w:type="dxa" w:w="60"/>
-              <w:right w:type="dxa" w:w="100"/>
-            </w:tcMar>
-          </w:tcPr>
-          <w:p>
-            <w:r>
-              <w:rPr>
-                <w:rFonts w:ascii="Calibri" w:cs="Calibri" w:eastAsia="Calibri" w:hAnsi="Calibri"/>
-                <w:b w:val="false"/>
-                <w:bCs w:val="false"/>
-                <w:i w:val="false"/>
-                <w:iCs w:val="false"/>
-                <w:sz w:val="20"/>
-                <w:szCs w:val="20"/>
-              </w:rPr>
-              <w:t xml:space="preserve"/>
-            </w:r>
-          </w:p>
-        </w:tc>
-        <w:tc>
-          <w:tcPr>
-            <w:tcW w:type="dxa" w:w="3000"/>
-            <w:tcBorders>
-              <w:top w:val="single" w:color="9E9E9E" w:sz="4"/>
-              <w:left w:val="single" w:color="9E9E9E" w:sz="4"/>
-              <w:bottom w:val="single" w:color="9E9E9E" w:sz="4"/>
-              <w:right w:val="single" w:color="9E9E9E" w:sz="4"/>
-            </w:tcBorders>
-            <w:tcMar>
-              <w:top w:type="dxa" w:w="60"/>
-              <w:left w:type="dxa" w:w="100"/>
-              <w:bottom w:type="dxa" w:w="60"/>
-              <w:right w:type="dxa" w:w="100"/>
-            </w:tcMar>
-          </w:tcPr>
-          <w:p>
-            <w:r>
-              <w:rPr>
-                <w:rFonts w:ascii="Calibri" w:cs="Calibri" w:eastAsia="Calibri" w:hAnsi="Calibri"/>
-                <w:b w:val="false"/>
-                <w:bCs w:val="false"/>
-                <w:i w:val="false"/>
-                <w:iCs w:val="false"/>
-                <w:sz w:val="20"/>
-                <w:szCs w:val="20"/>
-              </w:rPr>
-              <w:t xml:space="preserve">AfricaNLP workshop proceedings</w:t>
-            </w:r>
-          </w:p>
-        </w:tc>
-        <w:tc>
-          <w:tcPr>
-            <w:tcW w:type="dxa" w:w="3338"/>
-            <w:tcBorders>
-              <w:top w:val="single" w:color="9E9E9E" w:sz="4"/>
-              <w:left w:val="single" w:color="9E9E9E" w:sz="4"/>
-              <w:bottom w:val="single" w:color="9E9E9E" w:sz="4"/>
-              <w:right w:val="single" w:color="9E9E9E" w:sz="4"/>
-            </w:tcBorders>
-            <w:tcMar>
-              <w:top w:type="dxa" w:w="60"/>
-              <w:left w:type="dxa" w:w="100"/>
-              <w:bottom w:type="dxa" w:w="60"/>
-              <w:right w:type="dxa" w:w="100"/>
-            </w:tcMar>
-          </w:tcPr>
-          <w:p>
-            <w:r>
-              <w:rPr>
-                <w:rFonts w:ascii="Calibri" w:cs="Calibri" w:eastAsia="Calibri" w:hAnsi="Calibri"/>
-                <w:b w:val="false"/>
-                <w:bCs w:val="false"/>
-                <w:i w:val="false"/>
-                <w:iCs w:val="false"/>
-                <w:sz w:val="20"/>
-                <w:szCs w:val="20"/>
-              </w:rPr>
-              <w:t xml:space="preserve"/>
-            </w:r>
-          </w:p>
-        </w:tc>
-        <w:tc>
-          <w:tcPr>
-            <w:tcW w:type="dxa" w:w="2000"/>
+            <w:tcW w:type="dxa" w:w="1100"/>
+            <w:tcBorders>
+              <w:top w:val="single" w:color="9E9E9E" w:sz="4"/>
+              <w:left w:val="single" w:color="9E9E9E" w:sz="4"/>
+              <w:bottom w:val="single" w:color="9E9E9E" w:sz="4"/>
+              <w:right w:val="single" w:color="9E9E9E" w:sz="4"/>
+            </w:tcBorders>
+            <w:tcMar>
+              <w:top w:type="dxa" w:w="60"/>
+              <w:left w:type="dxa" w:w="100"/>
+              <w:bottom w:type="dxa" w:w="60"/>
+              <w:right w:type="dxa" w:w="100"/>
+            </w:tcMar>
+          </w:tcPr>
+          <w:p>
+            <w:r>
+              <w:rPr>
+                <w:rFonts w:ascii="Calibri" w:cs="Calibri" w:eastAsia="Calibri" w:hAnsi="Calibri"/>
+                <w:b w:val="false"/>
+                <w:bCs w:val="false"/>
+                <w:i w:val="false"/>
+                <w:iCs w:val="false"/>
+                <w:sz w:val="20"/>
+                <w:szCs w:val="20"/>
+              </w:rPr>
+              <w:t xml:space="preserve"/>
+            </w:r>
+          </w:p>
+        </w:tc>
+        <w:tc>
+          <w:tcPr>
+            <w:tcW w:type="dxa" w:w="2500"/>
+            <w:tcBorders>
+              <w:top w:val="single" w:color="9E9E9E" w:sz="4"/>
+              <w:left w:val="single" w:color="9E9E9E" w:sz="4"/>
+              <w:bottom w:val="single" w:color="9E9E9E" w:sz="4"/>
+              <w:right w:val="single" w:color="9E9E9E" w:sz="4"/>
+            </w:tcBorders>
+            <w:tcMar>
+              <w:top w:type="dxa" w:w="60"/>
+              <w:left w:type="dxa" w:w="100"/>
+              <w:bottom w:type="dxa" w:w="60"/>
+              <w:right w:type="dxa" w:w="100"/>
+            </w:tcMar>
+          </w:tcPr>
+          <w:p>
+            <w:r>
+              <w:rPr>
+                <w:rFonts w:ascii="Calibri" w:cs="Calibri" w:eastAsia="Calibri" w:hAnsi="Calibri"/>
+                <w:b w:val="false"/>
+                <w:bCs w:val="false"/>
+                <w:i w:val="false"/>
+                <w:iCs w:val="false"/>
+                <w:sz w:val="20"/>
+                <w:szCs w:val="20"/>
+              </w:rPr>
+              <w:t xml:space="preserve">Hugging Face (language filter)</w:t>
+            </w:r>
+          </w:p>
+        </w:tc>
+        <w:tc>
+          <w:tcPr>
+            <w:tcW w:type="dxa" w:w="4238"/>
+            <w:tcBorders>
+              <w:top w:val="single" w:color="9E9E9E" w:sz="4"/>
+              <w:left w:val="single" w:color="9E9E9E" w:sz="4"/>
+              <w:bottom w:val="single" w:color="9E9E9E" w:sz="4"/>
+              <w:right w:val="single" w:color="9E9E9E" w:sz="4"/>
+            </w:tcBorders>
+            <w:tcMar>
+              <w:top w:type="dxa" w:w="60"/>
+              <w:left w:type="dxa" w:w="100"/>
+              <w:bottom w:type="dxa" w:w="60"/>
+              <w:right w:type="dxa" w:w="100"/>
+            </w:tcMar>
+          </w:tcPr>
+          <w:p>
+            <w:r>
+              <w:rPr>
+                <w:rFonts w:ascii="Calibri" w:cs="Calibri" w:eastAsia="Calibri" w:hAnsi="Calibri"/>
+                <w:b w:val="false"/>
+                <w:bCs w:val="false"/>
+                <w:i/>
+                <w:iCs/>
+                <w:color w:val="6B7280"/>
+                <w:sz w:val="20"/>
+                <w:szCs w:val="20"/>
+              </w:rPr>
+              <w:t xml:space="preserve">e.g. language hau, task text-classification</w:t>
+            </w:r>
+          </w:p>
+        </w:tc>
+        <w:tc>
+          <w:tcPr>
+            <w:tcW w:type="dxa" w:w="1800"/>
             <w:tcBorders>
               <w:top w:val="single" w:color="9E9E9E" w:sz="4"/>
               <w:left w:val="single" w:color="9E9E9E" w:sz="4"/>
@@ -1379,100 +1491,101 @@
         </w:trPr>
         <w:tc>
           <w:tcPr>
-            <w:tcW w:type="dxa" w:w="1300"/>
-            <w:tcBorders>
-              <w:top w:val="single" w:color="9E9E9E" w:sz="4"/>
-              <w:left w:val="single" w:color="9E9E9E" w:sz="4"/>
-              <w:bottom w:val="single" w:color="9E9E9E" w:sz="4"/>
-              <w:right w:val="single" w:color="9E9E9E" w:sz="4"/>
-            </w:tcBorders>
-            <w:tcMar>
-              <w:top w:type="dxa" w:w="60"/>
-              <w:left w:type="dxa" w:w="100"/>
-              <w:bottom w:type="dxa" w:w="60"/>
-              <w:right w:type="dxa" w:w="100"/>
-            </w:tcMar>
-          </w:tcPr>
-          <w:p>
-            <w:r>
-              <w:rPr>
-                <w:rFonts w:ascii="Calibri" w:cs="Calibri" w:eastAsia="Calibri" w:hAnsi="Calibri"/>
-                <w:b w:val="false"/>
-                <w:bCs w:val="false"/>
-                <w:i w:val="false"/>
-                <w:iCs w:val="false"/>
-                <w:sz w:val="20"/>
-                <w:szCs w:val="20"/>
-              </w:rPr>
-              <w:t xml:space="preserve"/>
-            </w:r>
-          </w:p>
-        </w:tc>
-        <w:tc>
-          <w:tcPr>
-            <w:tcW w:type="dxa" w:w="3000"/>
-            <w:tcBorders>
-              <w:top w:val="single" w:color="9E9E9E" w:sz="4"/>
-              <w:left w:val="single" w:color="9E9E9E" w:sz="4"/>
-              <w:bottom w:val="single" w:color="9E9E9E" w:sz="4"/>
-              <w:right w:val="single" w:color="9E9E9E" w:sz="4"/>
-            </w:tcBorders>
-            <w:tcMar>
-              <w:top w:type="dxa" w:w="60"/>
-              <w:left w:type="dxa" w:w="100"/>
-              <w:bottom w:type="dxa" w:w="60"/>
-              <w:right w:type="dxa" w:w="100"/>
-            </w:tcMar>
-          </w:tcPr>
-          <w:p>
-            <w:r>
-              <w:rPr>
-                <w:rFonts w:ascii="Calibri" w:cs="Calibri" w:eastAsia="Calibri" w:hAnsi="Calibri"/>
-                <w:b w:val="false"/>
-                <w:bCs w:val="false"/>
-                <w:i w:val="false"/>
-                <w:iCs w:val="false"/>
-                <w:sz w:val="20"/>
-                <w:szCs w:val="20"/>
-              </w:rPr>
-              <w:t xml:space="preserve">Google Scholar / arXiv</w:t>
-            </w:r>
-          </w:p>
-        </w:tc>
-        <w:tc>
-          <w:tcPr>
-            <w:tcW w:type="dxa" w:w="3338"/>
-            <w:tcBorders>
-              <w:top w:val="single" w:color="9E9E9E" w:sz="4"/>
-              <w:left w:val="single" w:color="9E9E9E" w:sz="4"/>
-              <w:bottom w:val="single" w:color="9E9E9E" w:sz="4"/>
-              <w:right w:val="single" w:color="9E9E9E" w:sz="4"/>
-            </w:tcBorders>
-            <w:tcMar>
-              <w:top w:type="dxa" w:w="60"/>
-              <w:left w:type="dxa" w:w="100"/>
-              <w:bottom w:type="dxa" w:w="60"/>
-              <w:right w:type="dxa" w:w="100"/>
-            </w:tcMar>
-          </w:tcPr>
-          <w:p>
-            <w:r>
-              <w:rPr>
-                <w:rFonts w:ascii="Calibri" w:cs="Calibri" w:eastAsia="Calibri" w:hAnsi="Calibri"/>
-                <w:b w:val="false"/>
-                <w:bCs w:val="false"/>
-                <w:i w:val="false"/>
-                <w:iCs w:val="false"/>
-                <w:sz w:val="20"/>
-                <w:szCs w:val="20"/>
-              </w:rPr>
-              <w:t xml:space="preserve"/>
-            </w:r>
-          </w:p>
-        </w:tc>
-        <w:tc>
-          <w:tcPr>
-            <w:tcW w:type="dxa" w:w="2000"/>
+            <w:tcW w:type="dxa" w:w="1100"/>
+            <w:tcBorders>
+              <w:top w:val="single" w:color="9E9E9E" w:sz="4"/>
+              <w:left w:val="single" w:color="9E9E9E" w:sz="4"/>
+              <w:bottom w:val="single" w:color="9E9E9E" w:sz="4"/>
+              <w:right w:val="single" w:color="9E9E9E" w:sz="4"/>
+            </w:tcBorders>
+            <w:tcMar>
+              <w:top w:type="dxa" w:w="60"/>
+              <w:left w:type="dxa" w:w="100"/>
+              <w:bottom w:type="dxa" w:w="60"/>
+              <w:right w:type="dxa" w:w="100"/>
+            </w:tcMar>
+          </w:tcPr>
+          <w:p>
+            <w:r>
+              <w:rPr>
+                <w:rFonts w:ascii="Calibri" w:cs="Calibri" w:eastAsia="Calibri" w:hAnsi="Calibri"/>
+                <w:b w:val="false"/>
+                <w:bCs w:val="false"/>
+                <w:i w:val="false"/>
+                <w:iCs w:val="false"/>
+                <w:sz w:val="20"/>
+                <w:szCs w:val="20"/>
+              </w:rPr>
+              <w:t xml:space="preserve"/>
+            </w:r>
+          </w:p>
+        </w:tc>
+        <w:tc>
+          <w:tcPr>
+            <w:tcW w:type="dxa" w:w="2500"/>
+            <w:tcBorders>
+              <w:top w:val="single" w:color="9E9E9E" w:sz="4"/>
+              <w:left w:val="single" w:color="9E9E9E" w:sz="4"/>
+              <w:bottom w:val="single" w:color="9E9E9E" w:sz="4"/>
+              <w:right w:val="single" w:color="9E9E9E" w:sz="4"/>
+            </w:tcBorders>
+            <w:tcMar>
+              <w:top w:type="dxa" w:w="60"/>
+              <w:left w:type="dxa" w:w="100"/>
+              <w:bottom w:type="dxa" w:w="60"/>
+              <w:right w:type="dxa" w:w="100"/>
+            </w:tcMar>
+          </w:tcPr>
+          <w:p>
+            <w:r>
+              <w:rPr>
+                <w:rFonts w:ascii="Calibri" w:cs="Calibri" w:eastAsia="Calibri" w:hAnsi="Calibri"/>
+                <w:b w:val="false"/>
+                <w:bCs w:val="false"/>
+                <w:i w:val="false"/>
+                <w:iCs w:val="false"/>
+                <w:sz w:val="20"/>
+                <w:szCs w:val="20"/>
+              </w:rPr>
+              <w:t xml:space="preserve">AfricaNLP workshop proceedings</w:t>
+            </w:r>
+          </w:p>
+        </w:tc>
+        <w:tc>
+          <w:tcPr>
+            <w:tcW w:type="dxa" w:w="4238"/>
+            <w:tcBorders>
+              <w:top w:val="single" w:color="9E9E9E" w:sz="4"/>
+              <w:left w:val="single" w:color="9E9E9E" w:sz="4"/>
+              <w:bottom w:val="single" w:color="9E9E9E" w:sz="4"/>
+              <w:right w:val="single" w:color="9E9E9E" w:sz="4"/>
+            </w:tcBorders>
+            <w:tcMar>
+              <w:top w:type="dxa" w:w="60"/>
+              <w:left w:type="dxa" w:w="100"/>
+              <w:bottom w:type="dxa" w:w="60"/>
+              <w:right w:type="dxa" w:w="100"/>
+            </w:tcMar>
+          </w:tcPr>
+          <w:p>
+            <w:r>
+              <w:rPr>
+                <w:rFonts w:ascii="Calibri" w:cs="Calibri" w:eastAsia="Calibri" w:hAnsi="Calibri"/>
+                <w:b w:val="false"/>
+                <w:bCs w:val="false"/>
+                <w:i/>
+                <w:iCs/>
+                <w:color w:val="6B7280"/>
+                <w:sz w:val="20"/>
+                <w:szCs w:val="20"/>
+              </w:rPr>
+              <w:t xml:space="preserve">e.g. skim the last two years' paper titles for "Hausa" and "sentiment"</w:t>
+            </w:r>
+          </w:p>
+        </w:tc>
+        <w:tc>
+          <w:tcPr>
+            <w:tcW w:type="dxa" w:w="1800"/>
             <w:tcBorders>
               <w:top w:val="single" w:color="9E9E9E" w:sz="4"/>
               <w:left w:val="single" w:color="9E9E9E" w:sz="4"/>
@@ -1508,100 +1621,101 @@
         </w:trPr>
         <w:tc>
           <w:tcPr>
-            <w:tcW w:type="dxa" w:w="1300"/>
-            <w:tcBorders>
-              <w:top w:val="single" w:color="9E9E9E" w:sz="4"/>
-              <w:left w:val="single" w:color="9E9E9E" w:sz="4"/>
-              <w:bottom w:val="single" w:color="9E9E9E" w:sz="4"/>
-              <w:right w:val="single" w:color="9E9E9E" w:sz="4"/>
-            </w:tcBorders>
-            <w:tcMar>
-              <w:top w:type="dxa" w:w="60"/>
-              <w:left w:type="dxa" w:w="100"/>
-              <w:bottom w:type="dxa" w:w="60"/>
-              <w:right w:type="dxa" w:w="100"/>
-            </w:tcMar>
-          </w:tcPr>
-          <w:p>
-            <w:r>
-              <w:rPr>
-                <w:rFonts w:ascii="Calibri" w:cs="Calibri" w:eastAsia="Calibri" w:hAnsi="Calibri"/>
-                <w:b w:val="false"/>
-                <w:bCs w:val="false"/>
-                <w:i w:val="false"/>
-                <w:iCs w:val="false"/>
-                <w:sz w:val="20"/>
-                <w:szCs w:val="20"/>
-              </w:rPr>
-              <w:t xml:space="preserve"/>
-            </w:r>
-          </w:p>
-        </w:tc>
-        <w:tc>
-          <w:tcPr>
-            <w:tcW w:type="dxa" w:w="3000"/>
-            <w:tcBorders>
-              <w:top w:val="single" w:color="9E9E9E" w:sz="4"/>
-              <w:left w:val="single" w:color="9E9E9E" w:sz="4"/>
-              <w:bottom w:val="single" w:color="9E9E9E" w:sz="4"/>
-              <w:right w:val="single" w:color="9E9E9E" w:sz="4"/>
-            </w:tcBorders>
-            <w:tcMar>
-              <w:top w:type="dxa" w:w="60"/>
-              <w:left w:type="dxa" w:w="100"/>
-              <w:bottom w:type="dxa" w:w="60"/>
-              <w:right w:type="dxa" w:w="100"/>
-            </w:tcMar>
-          </w:tcPr>
-          <w:p>
-            <w:r>
-              <w:rPr>
-                <w:rFonts w:ascii="Calibri" w:cs="Calibri" w:eastAsia="Calibri" w:hAnsi="Calibri"/>
-                <w:b w:val="false"/>
-                <w:bCs w:val="false"/>
-                <w:i w:val="false"/>
-                <w:iCs w:val="false"/>
-                <w:sz w:val="20"/>
-                <w:szCs w:val="20"/>
-              </w:rPr>
-              <w:t xml:space="preserve">Asked the community (where?)</w:t>
-            </w:r>
-          </w:p>
-        </w:tc>
-        <w:tc>
-          <w:tcPr>
-            <w:tcW w:type="dxa" w:w="3338"/>
-            <w:tcBorders>
-              <w:top w:val="single" w:color="9E9E9E" w:sz="4"/>
-              <w:left w:val="single" w:color="9E9E9E" w:sz="4"/>
-              <w:bottom w:val="single" w:color="9E9E9E" w:sz="4"/>
-              <w:right w:val="single" w:color="9E9E9E" w:sz="4"/>
-            </w:tcBorders>
-            <w:tcMar>
-              <w:top w:type="dxa" w:w="60"/>
-              <w:left w:type="dxa" w:w="100"/>
-              <w:bottom w:type="dxa" w:w="60"/>
-              <w:right w:type="dxa" w:w="100"/>
-            </w:tcMar>
-          </w:tcPr>
-          <w:p>
-            <w:r>
-              <w:rPr>
-                <w:rFonts w:ascii="Calibri" w:cs="Calibri" w:eastAsia="Calibri" w:hAnsi="Calibri"/>
-                <w:b w:val="false"/>
-                <w:bCs w:val="false"/>
-                <w:i w:val="false"/>
-                <w:iCs w:val="false"/>
-                <w:sz w:val="20"/>
-                <w:szCs w:val="20"/>
-              </w:rPr>
-              <w:t xml:space="preserve"/>
-            </w:r>
-          </w:p>
-        </w:tc>
-        <w:tc>
-          <w:tcPr>
-            <w:tcW w:type="dxa" w:w="2000"/>
+            <w:tcW w:type="dxa" w:w="1100"/>
+            <w:tcBorders>
+              <w:top w:val="single" w:color="9E9E9E" w:sz="4"/>
+              <w:left w:val="single" w:color="9E9E9E" w:sz="4"/>
+              <w:bottom w:val="single" w:color="9E9E9E" w:sz="4"/>
+              <w:right w:val="single" w:color="9E9E9E" w:sz="4"/>
+            </w:tcBorders>
+            <w:tcMar>
+              <w:top w:type="dxa" w:w="60"/>
+              <w:left w:type="dxa" w:w="100"/>
+              <w:bottom w:type="dxa" w:w="60"/>
+              <w:right w:type="dxa" w:w="100"/>
+            </w:tcMar>
+          </w:tcPr>
+          <w:p>
+            <w:r>
+              <w:rPr>
+                <w:rFonts w:ascii="Calibri" w:cs="Calibri" w:eastAsia="Calibri" w:hAnsi="Calibri"/>
+                <w:b w:val="false"/>
+                <w:bCs w:val="false"/>
+                <w:i w:val="false"/>
+                <w:iCs w:val="false"/>
+                <w:sz w:val="20"/>
+                <w:szCs w:val="20"/>
+              </w:rPr>
+              <w:t xml:space="preserve"/>
+            </w:r>
+          </w:p>
+        </w:tc>
+        <w:tc>
+          <w:tcPr>
+            <w:tcW w:type="dxa" w:w="2500"/>
+            <w:tcBorders>
+              <w:top w:val="single" w:color="9E9E9E" w:sz="4"/>
+              <w:left w:val="single" w:color="9E9E9E" w:sz="4"/>
+              <w:bottom w:val="single" w:color="9E9E9E" w:sz="4"/>
+              <w:right w:val="single" w:color="9E9E9E" w:sz="4"/>
+            </w:tcBorders>
+            <w:tcMar>
+              <w:top w:type="dxa" w:w="60"/>
+              <w:left w:type="dxa" w:w="100"/>
+              <w:bottom w:type="dxa" w:w="60"/>
+              <w:right w:type="dxa" w:w="100"/>
+            </w:tcMar>
+          </w:tcPr>
+          <w:p>
+            <w:r>
+              <w:rPr>
+                <w:rFonts w:ascii="Calibri" w:cs="Calibri" w:eastAsia="Calibri" w:hAnsi="Calibri"/>
+                <w:b w:val="false"/>
+                <w:bCs w:val="false"/>
+                <w:i w:val="false"/>
+                <w:iCs w:val="false"/>
+                <w:sz w:val="20"/>
+                <w:szCs w:val="20"/>
+              </w:rPr>
+              <w:t xml:space="preserve">Google Scholar / arXiv</w:t>
+            </w:r>
+          </w:p>
+        </w:tc>
+        <w:tc>
+          <w:tcPr>
+            <w:tcW w:type="dxa" w:w="4238"/>
+            <w:tcBorders>
+              <w:top w:val="single" w:color="9E9E9E" w:sz="4"/>
+              <w:left w:val="single" w:color="9E9E9E" w:sz="4"/>
+              <w:bottom w:val="single" w:color="9E9E9E" w:sz="4"/>
+              <w:right w:val="single" w:color="9E9E9E" w:sz="4"/>
+            </w:tcBorders>
+            <w:tcMar>
+              <w:top w:type="dxa" w:w="60"/>
+              <w:left w:type="dxa" w:w="100"/>
+              <w:bottom w:type="dxa" w:w="60"/>
+              <w:right w:type="dxa" w:w="100"/>
+            </w:tcMar>
+          </w:tcPr>
+          <w:p>
+            <w:r>
+              <w:rPr>
+                <w:rFonts w:ascii="Calibri" w:cs="Calibri" w:eastAsia="Calibri" w:hAnsi="Calibri"/>
+                <w:b w:val="false"/>
+                <w:bCs w:val="false"/>
+                <w:i/>
+                <w:iCs/>
+                <w:color w:val="6B7280"/>
+                <w:sz w:val="20"/>
+                <w:szCs w:val="20"/>
+              </w:rPr>
+              <w:t xml:space="preserve">e.g. "Hausa" sentiment dataset 2020..2026</w:t>
+            </w:r>
+          </w:p>
+        </w:tc>
+        <w:tc>
+          <w:tcPr>
+            <w:tcW w:type="dxa" w:w="1800"/>
             <w:tcBorders>
               <w:top w:val="single" w:color="9E9E9E" w:sz="4"/>
               <w:left w:val="single" w:color="9E9E9E" w:sz="4"/>
@@ -1637,100 +1751,101 @@
         </w:trPr>
         <w:tc>
           <w:tcPr>
-            <w:tcW w:type="dxa" w:w="1300"/>
-            <w:tcBorders>
-              <w:top w:val="single" w:color="9E9E9E" w:sz="4"/>
-              <w:left w:val="single" w:color="9E9E9E" w:sz="4"/>
-              <w:bottom w:val="single" w:color="9E9E9E" w:sz="4"/>
-              <w:right w:val="single" w:color="9E9E9E" w:sz="4"/>
-            </w:tcBorders>
-            <w:tcMar>
-              <w:top w:type="dxa" w:w="60"/>
-              <w:left w:type="dxa" w:w="100"/>
-              <w:bottom w:type="dxa" w:w="60"/>
-              <w:right w:type="dxa" w:w="100"/>
-            </w:tcMar>
-          </w:tcPr>
-          <w:p>
-            <w:r>
-              <w:rPr>
-                <w:rFonts w:ascii="Calibri" w:cs="Calibri" w:eastAsia="Calibri" w:hAnsi="Calibri"/>
-                <w:b w:val="false"/>
-                <w:bCs w:val="false"/>
-                <w:i w:val="false"/>
-                <w:iCs w:val="false"/>
-                <w:sz w:val="20"/>
-                <w:szCs w:val="20"/>
-              </w:rPr>
-              <w:t xml:space="preserve"/>
-            </w:r>
-          </w:p>
-        </w:tc>
-        <w:tc>
-          <w:tcPr>
-            <w:tcW w:type="dxa" w:w="3000"/>
-            <w:tcBorders>
-              <w:top w:val="single" w:color="9E9E9E" w:sz="4"/>
-              <w:left w:val="single" w:color="9E9E9E" w:sz="4"/>
-              <w:bottom w:val="single" w:color="9E9E9E" w:sz="4"/>
-              <w:right w:val="single" w:color="9E9E9E" w:sz="4"/>
-            </w:tcBorders>
-            <w:tcMar>
-              <w:top w:type="dxa" w:w="60"/>
-              <w:left w:type="dxa" w:w="100"/>
-              <w:bottom w:type="dxa" w:w="60"/>
-              <w:right w:type="dxa" w:w="100"/>
-            </w:tcMar>
-          </w:tcPr>
-          <w:p>
-            <w:r>
-              <w:rPr>
-                <w:rFonts w:ascii="Calibri" w:cs="Calibri" w:eastAsia="Calibri" w:hAnsi="Calibri"/>
-                <w:b w:val="false"/>
-                <w:bCs w:val="false"/>
-                <w:i w:val="false"/>
-                <w:iCs w:val="false"/>
-                <w:sz w:val="20"/>
-                <w:szCs w:val="20"/>
-              </w:rPr>
-              <w:t xml:space="preserve"/>
-            </w:r>
-          </w:p>
-        </w:tc>
-        <w:tc>
-          <w:tcPr>
-            <w:tcW w:type="dxa" w:w="3338"/>
-            <w:tcBorders>
-              <w:top w:val="single" w:color="9E9E9E" w:sz="4"/>
-              <w:left w:val="single" w:color="9E9E9E" w:sz="4"/>
-              <w:bottom w:val="single" w:color="9E9E9E" w:sz="4"/>
-              <w:right w:val="single" w:color="9E9E9E" w:sz="4"/>
-            </w:tcBorders>
-            <w:tcMar>
-              <w:top w:type="dxa" w:w="60"/>
-              <w:left w:type="dxa" w:w="100"/>
-              <w:bottom w:type="dxa" w:w="60"/>
-              <w:right w:type="dxa" w:w="100"/>
-            </w:tcMar>
-          </w:tcPr>
-          <w:p>
-            <w:r>
-              <w:rPr>
-                <w:rFonts w:ascii="Calibri" w:cs="Calibri" w:eastAsia="Calibri" w:hAnsi="Calibri"/>
-                <w:b w:val="false"/>
-                <w:bCs w:val="false"/>
-                <w:i w:val="false"/>
-                <w:iCs w:val="false"/>
-                <w:sz w:val="20"/>
-                <w:szCs w:val="20"/>
-              </w:rPr>
-              <w:t xml:space="preserve"/>
-            </w:r>
-          </w:p>
-        </w:tc>
-        <w:tc>
-          <w:tcPr>
-            <w:tcW w:type="dxa" w:w="2000"/>
+            <w:tcW w:type="dxa" w:w="1100"/>
+            <w:tcBorders>
+              <w:top w:val="single" w:color="9E9E9E" w:sz="4"/>
+              <w:left w:val="single" w:color="9E9E9E" w:sz="4"/>
+              <w:bottom w:val="single" w:color="9E9E9E" w:sz="4"/>
+              <w:right w:val="single" w:color="9E9E9E" w:sz="4"/>
+            </w:tcBorders>
+            <w:tcMar>
+              <w:top w:type="dxa" w:w="60"/>
+              <w:left w:type="dxa" w:w="100"/>
+              <w:bottom w:type="dxa" w:w="60"/>
+              <w:right w:type="dxa" w:w="100"/>
+            </w:tcMar>
+          </w:tcPr>
+          <w:p>
+            <w:r>
+              <w:rPr>
+                <w:rFonts w:ascii="Calibri" w:cs="Calibri" w:eastAsia="Calibri" w:hAnsi="Calibri"/>
+                <w:b w:val="false"/>
+                <w:bCs w:val="false"/>
+                <w:i w:val="false"/>
+                <w:iCs w:val="false"/>
+                <w:sz w:val="20"/>
+                <w:szCs w:val="20"/>
+              </w:rPr>
+              <w:t xml:space="preserve"/>
+            </w:r>
+          </w:p>
+        </w:tc>
+        <w:tc>
+          <w:tcPr>
+            <w:tcW w:type="dxa" w:w="2500"/>
+            <w:tcBorders>
+              <w:top w:val="single" w:color="9E9E9E" w:sz="4"/>
+              <w:left w:val="single" w:color="9E9E9E" w:sz="4"/>
+              <w:bottom w:val="single" w:color="9E9E9E" w:sz="4"/>
+              <w:right w:val="single" w:color="9E9E9E" w:sz="4"/>
+            </w:tcBorders>
+            <w:tcMar>
+              <w:top w:type="dxa" w:w="60"/>
+              <w:left w:type="dxa" w:w="100"/>
+              <w:bottom w:type="dxa" w:w="60"/>
+              <w:right w:type="dxa" w:w="100"/>
+            </w:tcMar>
+          </w:tcPr>
+          <w:p>
+            <w:r>
+              <w:rPr>
+                <w:rFonts w:ascii="Calibri" w:cs="Calibri" w:eastAsia="Calibri" w:hAnsi="Calibri"/>
+                <w:b w:val="false"/>
+                <w:bCs w:val="false"/>
+                <w:i w:val="false"/>
+                <w:iCs w:val="false"/>
+                <w:sz w:val="20"/>
+                <w:szCs w:val="20"/>
+              </w:rPr>
+              <w:t xml:space="preserve">Asked the community (where?)</w:t>
+            </w:r>
+          </w:p>
+        </w:tc>
+        <w:tc>
+          <w:tcPr>
+            <w:tcW w:type="dxa" w:w="4238"/>
+            <w:tcBorders>
+              <w:top w:val="single" w:color="9E9E9E" w:sz="4"/>
+              <w:left w:val="single" w:color="9E9E9E" w:sz="4"/>
+              <w:bottom w:val="single" w:color="9E9E9E" w:sz="4"/>
+              <w:right w:val="single" w:color="9E9E9E" w:sz="4"/>
+            </w:tcBorders>
+            <w:tcMar>
+              <w:top w:type="dxa" w:w="60"/>
+              <w:left w:type="dxa" w:w="100"/>
+              <w:bottom w:type="dxa" w:w="60"/>
+              <w:right w:type="dxa" w:w="100"/>
+            </w:tcMar>
+          </w:tcPr>
+          <w:p>
+            <w:r>
+              <w:rPr>
+                <w:rFonts w:ascii="Calibri" w:cs="Calibri" w:eastAsia="Calibri" w:hAnsi="Calibri"/>
+                <w:b w:val="false"/>
+                <w:bCs w:val="false"/>
+                <w:i/>
+                <w:iCs/>
+                <w:color w:val="6B7280"/>
+                <w:sz w:val="20"/>
+                <w:szCs w:val="20"/>
+              </w:rPr>
+              <w:t xml:space="preserve">e.g. Masakhane Slack: "Does anyone know of Hausa sentiment data?"</w:t>
+            </w:r>
+          </w:p>
+        </w:tc>
+        <w:tc>
+          <w:tcPr>
+            <w:tcW w:type="dxa" w:w="1800"/>
             <w:tcBorders>
               <w:top w:val="single" w:color="9E9E9E" w:sz="4"/>
               <w:left w:val="single" w:color="9E9E9E" w:sz="4"/>
@@ -1766,100 +1881,100 @@
         </w:trPr>
         <w:tc>
           <w:tcPr>
-            <w:tcW w:type="dxa" w:w="1300"/>
-            <w:tcBorders>
-              <w:top w:val="single" w:color="9E9E9E" w:sz="4"/>
-              <w:left w:val="single" w:color="9E9E9E" w:sz="4"/>
-              <w:bottom w:val="single" w:color="9E9E9E" w:sz="4"/>
-              <w:right w:val="single" w:color="9E9E9E" w:sz="4"/>
-            </w:tcBorders>
-            <w:tcMar>
-              <w:top w:type="dxa" w:w="60"/>
-              <w:left w:type="dxa" w:w="100"/>
-              <w:bottom w:type="dxa" w:w="60"/>
-              <w:right w:type="dxa" w:w="100"/>
-            </w:tcMar>
-          </w:tcPr>
-          <w:p>
-            <w:r>
-              <w:rPr>
-                <w:rFonts w:ascii="Calibri" w:cs="Calibri" w:eastAsia="Calibri" w:hAnsi="Calibri"/>
-                <w:b w:val="false"/>
-                <w:bCs w:val="false"/>
-                <w:i w:val="false"/>
-                <w:iCs w:val="false"/>
-                <w:sz w:val="20"/>
-                <w:szCs w:val="20"/>
-              </w:rPr>
-              <w:t xml:space="preserve"/>
-            </w:r>
-          </w:p>
-        </w:tc>
-        <w:tc>
-          <w:tcPr>
-            <w:tcW w:type="dxa" w:w="3000"/>
-            <w:tcBorders>
-              <w:top w:val="single" w:color="9E9E9E" w:sz="4"/>
-              <w:left w:val="single" w:color="9E9E9E" w:sz="4"/>
-              <w:bottom w:val="single" w:color="9E9E9E" w:sz="4"/>
-              <w:right w:val="single" w:color="9E9E9E" w:sz="4"/>
-            </w:tcBorders>
-            <w:tcMar>
-              <w:top w:type="dxa" w:w="60"/>
-              <w:left w:type="dxa" w:w="100"/>
-              <w:bottom w:type="dxa" w:w="60"/>
-              <w:right w:type="dxa" w:w="100"/>
-            </w:tcMar>
-          </w:tcPr>
-          <w:p>
-            <w:r>
-              <w:rPr>
-                <w:rFonts w:ascii="Calibri" w:cs="Calibri" w:eastAsia="Calibri" w:hAnsi="Calibri"/>
-                <w:b w:val="false"/>
-                <w:bCs w:val="false"/>
-                <w:i w:val="false"/>
-                <w:iCs w:val="false"/>
-                <w:sz w:val="20"/>
-                <w:szCs w:val="20"/>
-              </w:rPr>
-              <w:t xml:space="preserve"/>
-            </w:r>
-          </w:p>
-        </w:tc>
-        <w:tc>
-          <w:tcPr>
-            <w:tcW w:type="dxa" w:w="3338"/>
-            <w:tcBorders>
-              <w:top w:val="single" w:color="9E9E9E" w:sz="4"/>
-              <w:left w:val="single" w:color="9E9E9E" w:sz="4"/>
-              <w:bottom w:val="single" w:color="9E9E9E" w:sz="4"/>
-              <w:right w:val="single" w:color="9E9E9E" w:sz="4"/>
-            </w:tcBorders>
-            <w:tcMar>
-              <w:top w:type="dxa" w:w="60"/>
-              <w:left w:type="dxa" w:w="100"/>
-              <w:bottom w:type="dxa" w:w="60"/>
-              <w:right w:type="dxa" w:w="100"/>
-            </w:tcMar>
-          </w:tcPr>
-          <w:p>
-            <w:r>
-              <w:rPr>
-                <w:rFonts w:ascii="Calibri" w:cs="Calibri" w:eastAsia="Calibri" w:hAnsi="Calibri"/>
-                <w:b w:val="false"/>
-                <w:bCs w:val="false"/>
-                <w:i w:val="false"/>
-                <w:iCs w:val="false"/>
-                <w:sz w:val="20"/>
-                <w:szCs w:val="20"/>
-              </w:rPr>
-              <w:t xml:space="preserve"/>
-            </w:r>
-          </w:p>
-        </w:tc>
-        <w:tc>
-          <w:tcPr>
-            <w:tcW w:type="dxa" w:w="2000"/>
+            <w:tcW w:type="dxa" w:w="1100"/>
+            <w:tcBorders>
+              <w:top w:val="single" w:color="9E9E9E" w:sz="4"/>
+              <w:left w:val="single" w:color="9E9E9E" w:sz="4"/>
+              <w:bottom w:val="single" w:color="9E9E9E" w:sz="4"/>
+              <w:right w:val="single" w:color="9E9E9E" w:sz="4"/>
+            </w:tcBorders>
+            <w:tcMar>
+              <w:top w:type="dxa" w:w="60"/>
+              <w:left w:type="dxa" w:w="100"/>
+              <w:bottom w:type="dxa" w:w="60"/>
+              <w:right w:type="dxa" w:w="100"/>
+            </w:tcMar>
+          </w:tcPr>
+          <w:p>
+            <w:r>
+              <w:rPr>
+                <w:rFonts w:ascii="Calibri" w:cs="Calibri" w:eastAsia="Calibri" w:hAnsi="Calibri"/>
+                <w:b w:val="false"/>
+                <w:bCs w:val="false"/>
+                <w:i w:val="false"/>
+                <w:iCs w:val="false"/>
+                <w:sz w:val="20"/>
+                <w:szCs w:val="20"/>
+              </w:rPr>
+              <w:t xml:space="preserve"/>
+            </w:r>
+          </w:p>
+        </w:tc>
+        <w:tc>
+          <w:tcPr>
+            <w:tcW w:type="dxa" w:w="2500"/>
+            <w:tcBorders>
+              <w:top w:val="single" w:color="9E9E9E" w:sz="4"/>
+              <w:left w:val="single" w:color="9E9E9E" w:sz="4"/>
+              <w:bottom w:val="single" w:color="9E9E9E" w:sz="4"/>
+              <w:right w:val="single" w:color="9E9E9E" w:sz="4"/>
+            </w:tcBorders>
+            <w:tcMar>
+              <w:top w:type="dxa" w:w="60"/>
+              <w:left w:type="dxa" w:w="100"/>
+              <w:bottom w:type="dxa" w:w="60"/>
+              <w:right w:type="dxa" w:w="100"/>
+            </w:tcMar>
+          </w:tcPr>
+          <w:p>
+            <w:r>
+              <w:rPr>
+                <w:rFonts w:ascii="Calibri" w:cs="Calibri" w:eastAsia="Calibri" w:hAnsi="Calibri"/>
+                <w:b w:val="false"/>
+                <w:bCs w:val="false"/>
+                <w:i w:val="false"/>
+                <w:iCs w:val="false"/>
+                <w:sz w:val="20"/>
+                <w:szCs w:val="20"/>
+              </w:rPr>
+              <w:t xml:space="preserve"/>
+            </w:r>
+          </w:p>
+        </w:tc>
+        <w:tc>
+          <w:tcPr>
+            <w:tcW w:type="dxa" w:w="4238"/>
+            <w:tcBorders>
+              <w:top w:val="single" w:color="9E9E9E" w:sz="4"/>
+              <w:left w:val="single" w:color="9E9E9E" w:sz="4"/>
+              <w:bottom w:val="single" w:color="9E9E9E" w:sz="4"/>
+              <w:right w:val="single" w:color="9E9E9E" w:sz="4"/>
+            </w:tcBorders>
+            <w:tcMar>
+              <w:top w:type="dxa" w:w="60"/>
+              <w:left w:type="dxa" w:w="100"/>
+              <w:bottom w:type="dxa" w:w="60"/>
+              <w:right w:type="dxa" w:w="100"/>
+            </w:tcMar>
+          </w:tcPr>
+          <w:p>
+            <w:r>
+              <w:rPr>
+                <w:rFonts w:ascii="Calibri" w:cs="Calibri" w:eastAsia="Calibri" w:hAnsi="Calibri"/>
+                <w:b w:val="false"/>
+                <w:bCs w:val="false"/>
+                <w:i w:val="false"/>
+                <w:iCs w:val="false"/>
+                <w:sz w:val="20"/>
+                <w:szCs w:val="20"/>
+              </w:rPr>
+              <w:t xml:space="preserve"/>
+            </w:r>
+          </w:p>
+        </w:tc>
+        <w:tc>
+          <w:tcPr>
+            <w:tcW w:type="dxa" w:w="1800"/>
             <w:tcBorders>
               <w:top w:val="single" w:color="9E9E9E" w:sz="4"/>
               <w:left w:val="single" w:color="9E9E9E" w:sz="4"/>
@@ -1895,100 +2010,100 @@
         </w:trPr>
         <w:tc>
           <w:tcPr>
-            <w:tcW w:type="dxa" w:w="1300"/>
-            <w:tcBorders>
-              <w:top w:val="single" w:color="9E9E9E" w:sz="4"/>
-              <w:left w:val="single" w:color="9E9E9E" w:sz="4"/>
-              <w:bottom w:val="single" w:color="9E9E9E" w:sz="4"/>
-              <w:right w:val="single" w:color="9E9E9E" w:sz="4"/>
-            </w:tcBorders>
-            <w:tcMar>
-              <w:top w:type="dxa" w:w="60"/>
-              <w:left w:type="dxa" w:w="100"/>
-              <w:bottom w:type="dxa" w:w="60"/>
-              <w:right w:type="dxa" w:w="100"/>
-            </w:tcMar>
-          </w:tcPr>
-          <w:p>
-            <w:r>
-              <w:rPr>
-                <w:rFonts w:ascii="Calibri" w:cs="Calibri" w:eastAsia="Calibri" w:hAnsi="Calibri"/>
-                <w:b w:val="false"/>
-                <w:bCs w:val="false"/>
-                <w:i w:val="false"/>
-                <w:iCs w:val="false"/>
-                <w:sz w:val="20"/>
-                <w:szCs w:val="20"/>
-              </w:rPr>
-              <w:t xml:space="preserve"/>
-            </w:r>
-          </w:p>
-        </w:tc>
-        <w:tc>
-          <w:tcPr>
-            <w:tcW w:type="dxa" w:w="3000"/>
-            <w:tcBorders>
-              <w:top w:val="single" w:color="9E9E9E" w:sz="4"/>
-              <w:left w:val="single" w:color="9E9E9E" w:sz="4"/>
-              <w:bottom w:val="single" w:color="9E9E9E" w:sz="4"/>
-              <w:right w:val="single" w:color="9E9E9E" w:sz="4"/>
-            </w:tcBorders>
-            <w:tcMar>
-              <w:top w:type="dxa" w:w="60"/>
-              <w:left w:type="dxa" w:w="100"/>
-              <w:bottom w:type="dxa" w:w="60"/>
-              <w:right w:type="dxa" w:w="100"/>
-            </w:tcMar>
-          </w:tcPr>
-          <w:p>
-            <w:r>
-              <w:rPr>
-                <w:rFonts w:ascii="Calibri" w:cs="Calibri" w:eastAsia="Calibri" w:hAnsi="Calibri"/>
-                <w:b w:val="false"/>
-                <w:bCs w:val="false"/>
-                <w:i w:val="false"/>
-                <w:iCs w:val="false"/>
-                <w:sz w:val="20"/>
-                <w:szCs w:val="20"/>
-              </w:rPr>
-              <w:t xml:space="preserve"/>
-            </w:r>
-          </w:p>
-        </w:tc>
-        <w:tc>
-          <w:tcPr>
-            <w:tcW w:type="dxa" w:w="3338"/>
-            <w:tcBorders>
-              <w:top w:val="single" w:color="9E9E9E" w:sz="4"/>
-              <w:left w:val="single" w:color="9E9E9E" w:sz="4"/>
-              <w:bottom w:val="single" w:color="9E9E9E" w:sz="4"/>
-              <w:right w:val="single" w:color="9E9E9E" w:sz="4"/>
-            </w:tcBorders>
-            <w:tcMar>
-              <w:top w:type="dxa" w:w="60"/>
-              <w:left w:type="dxa" w:w="100"/>
-              <w:bottom w:type="dxa" w:w="60"/>
-              <w:right w:type="dxa" w:w="100"/>
-            </w:tcMar>
-          </w:tcPr>
-          <w:p>
-            <w:r>
-              <w:rPr>
-                <w:rFonts w:ascii="Calibri" w:cs="Calibri" w:eastAsia="Calibri" w:hAnsi="Calibri"/>
-                <w:b w:val="false"/>
-                <w:bCs w:val="false"/>
-                <w:i w:val="false"/>
-                <w:iCs w:val="false"/>
-                <w:sz w:val="20"/>
-                <w:szCs w:val="20"/>
-              </w:rPr>
-              <w:t xml:space="preserve"/>
-            </w:r>
-          </w:p>
-        </w:tc>
-        <w:tc>
-          <w:tcPr>
-            <w:tcW w:type="dxa" w:w="2000"/>
+            <w:tcW w:type="dxa" w:w="1100"/>
+            <w:tcBorders>
+              <w:top w:val="single" w:color="9E9E9E" w:sz="4"/>
+              <w:left w:val="single" w:color="9E9E9E" w:sz="4"/>
+              <w:bottom w:val="single" w:color="9E9E9E" w:sz="4"/>
+              <w:right w:val="single" w:color="9E9E9E" w:sz="4"/>
+            </w:tcBorders>
+            <w:tcMar>
+              <w:top w:type="dxa" w:w="60"/>
+              <w:left w:type="dxa" w:w="100"/>
+              <w:bottom w:type="dxa" w:w="60"/>
+              <w:right w:type="dxa" w:w="100"/>
+            </w:tcMar>
+          </w:tcPr>
+          <w:p>
+            <w:r>
+              <w:rPr>
+                <w:rFonts w:ascii="Calibri" w:cs="Calibri" w:eastAsia="Calibri" w:hAnsi="Calibri"/>
+                <w:b w:val="false"/>
+                <w:bCs w:val="false"/>
+                <w:i w:val="false"/>
+                <w:iCs w:val="false"/>
+                <w:sz w:val="20"/>
+                <w:szCs w:val="20"/>
+              </w:rPr>
+              <w:t xml:space="preserve"/>
+            </w:r>
+          </w:p>
+        </w:tc>
+        <w:tc>
+          <w:tcPr>
+            <w:tcW w:type="dxa" w:w="2500"/>
+            <w:tcBorders>
+              <w:top w:val="single" w:color="9E9E9E" w:sz="4"/>
+              <w:left w:val="single" w:color="9E9E9E" w:sz="4"/>
+              <w:bottom w:val="single" w:color="9E9E9E" w:sz="4"/>
+              <w:right w:val="single" w:color="9E9E9E" w:sz="4"/>
+            </w:tcBorders>
+            <w:tcMar>
+              <w:top w:type="dxa" w:w="60"/>
+              <w:left w:type="dxa" w:w="100"/>
+              <w:bottom w:type="dxa" w:w="60"/>
+              <w:right w:type="dxa" w:w="100"/>
+            </w:tcMar>
+          </w:tcPr>
+          <w:p>
+            <w:r>
+              <w:rPr>
+                <w:rFonts w:ascii="Calibri" w:cs="Calibri" w:eastAsia="Calibri" w:hAnsi="Calibri"/>
+                <w:b w:val="false"/>
+                <w:bCs w:val="false"/>
+                <w:i w:val="false"/>
+                <w:iCs w:val="false"/>
+                <w:sz w:val="20"/>
+                <w:szCs w:val="20"/>
+              </w:rPr>
+              <w:t xml:space="preserve"/>
+            </w:r>
+          </w:p>
+        </w:tc>
+        <w:tc>
+          <w:tcPr>
+            <w:tcW w:type="dxa" w:w="4238"/>
+            <w:tcBorders>
+              <w:top w:val="single" w:color="9E9E9E" w:sz="4"/>
+              <w:left w:val="single" w:color="9E9E9E" w:sz="4"/>
+              <w:bottom w:val="single" w:color="9E9E9E" w:sz="4"/>
+              <w:right w:val="single" w:color="9E9E9E" w:sz="4"/>
+            </w:tcBorders>
+            <w:tcMar>
+              <w:top w:type="dxa" w:w="60"/>
+              <w:left w:type="dxa" w:w="100"/>
+              <w:bottom w:type="dxa" w:w="60"/>
+              <w:right w:type="dxa" w:w="100"/>
+            </w:tcMar>
+          </w:tcPr>
+          <w:p>
+            <w:r>
+              <w:rPr>
+                <w:rFonts w:ascii="Calibri" w:cs="Calibri" w:eastAsia="Calibri" w:hAnsi="Calibri"/>
+                <w:b w:val="false"/>
+                <w:bCs w:val="false"/>
+                <w:i w:val="false"/>
+                <w:iCs w:val="false"/>
+                <w:sz w:val="20"/>
+                <w:szCs w:val="20"/>
+              </w:rPr>
+              <w:t xml:space="preserve"/>
+            </w:r>
+          </w:p>
+        </w:tc>
+        <w:tc>
+          <w:tcPr>
+            <w:tcW w:type="dxa" w:w="1800"/>
             <w:tcBorders>
               <w:top w:val="single" w:color="9E9E9E" w:sz="4"/>
               <w:left w:val="single" w:color="9E9E9E" w:sz="4"/>
@@ -2024,100 +2139,100 @@
         </w:trPr>
         <w:tc>
           <w:tcPr>
-            <w:tcW w:type="dxa" w:w="1300"/>
-            <w:tcBorders>
-              <w:top w:val="single" w:color="9E9E9E" w:sz="4"/>
-              <w:left w:val="single" w:color="9E9E9E" w:sz="4"/>
-              <w:bottom w:val="single" w:color="9E9E9E" w:sz="4"/>
-              <w:right w:val="single" w:color="9E9E9E" w:sz="4"/>
-            </w:tcBorders>
-            <w:tcMar>
-              <w:top w:type="dxa" w:w="60"/>
-              <w:left w:type="dxa" w:w="100"/>
-              <w:bottom w:type="dxa" w:w="60"/>
-              <w:right w:type="dxa" w:w="100"/>
-            </w:tcMar>
-          </w:tcPr>
-          <w:p>
-            <w:r>
-              <w:rPr>
-                <w:rFonts w:ascii="Calibri" w:cs="Calibri" w:eastAsia="Calibri" w:hAnsi="Calibri"/>
-                <w:b w:val="false"/>
-                <w:bCs w:val="false"/>
-                <w:i w:val="false"/>
-                <w:iCs w:val="false"/>
-                <w:sz w:val="20"/>
-                <w:szCs w:val="20"/>
-              </w:rPr>
-              <w:t xml:space="preserve"/>
-            </w:r>
-          </w:p>
-        </w:tc>
-        <w:tc>
-          <w:tcPr>
-            <w:tcW w:type="dxa" w:w="3000"/>
-            <w:tcBorders>
-              <w:top w:val="single" w:color="9E9E9E" w:sz="4"/>
-              <w:left w:val="single" w:color="9E9E9E" w:sz="4"/>
-              <w:bottom w:val="single" w:color="9E9E9E" w:sz="4"/>
-              <w:right w:val="single" w:color="9E9E9E" w:sz="4"/>
-            </w:tcBorders>
-            <w:tcMar>
-              <w:top w:type="dxa" w:w="60"/>
-              <w:left w:type="dxa" w:w="100"/>
-              <w:bottom w:type="dxa" w:w="60"/>
-              <w:right w:type="dxa" w:w="100"/>
-            </w:tcMar>
-          </w:tcPr>
-          <w:p>
-            <w:r>
-              <w:rPr>
-                <w:rFonts w:ascii="Calibri" w:cs="Calibri" w:eastAsia="Calibri" w:hAnsi="Calibri"/>
-                <w:b w:val="false"/>
-                <w:bCs w:val="false"/>
-                <w:i w:val="false"/>
-                <w:iCs w:val="false"/>
-                <w:sz w:val="20"/>
-                <w:szCs w:val="20"/>
-              </w:rPr>
-              <w:t xml:space="preserve"/>
-            </w:r>
-          </w:p>
-        </w:tc>
-        <w:tc>
-          <w:tcPr>
-            <w:tcW w:type="dxa" w:w="3338"/>
-            <w:tcBorders>
-              <w:top w:val="single" w:color="9E9E9E" w:sz="4"/>
-              <w:left w:val="single" w:color="9E9E9E" w:sz="4"/>
-              <w:bottom w:val="single" w:color="9E9E9E" w:sz="4"/>
-              <w:right w:val="single" w:color="9E9E9E" w:sz="4"/>
-            </w:tcBorders>
-            <w:tcMar>
-              <w:top w:type="dxa" w:w="60"/>
-              <w:left w:type="dxa" w:w="100"/>
-              <w:bottom w:type="dxa" w:w="60"/>
-              <w:right w:type="dxa" w:w="100"/>
-            </w:tcMar>
-          </w:tcPr>
-          <w:p>
-            <w:r>
-              <w:rPr>
-                <w:rFonts w:ascii="Calibri" w:cs="Calibri" w:eastAsia="Calibri" w:hAnsi="Calibri"/>
-                <w:b w:val="false"/>
-                <w:bCs w:val="false"/>
-                <w:i w:val="false"/>
-                <w:iCs w:val="false"/>
-                <w:sz w:val="20"/>
-                <w:szCs w:val="20"/>
-              </w:rPr>
-              <w:t xml:space="preserve"/>
-            </w:r>
-          </w:p>
-        </w:tc>
-        <w:tc>
-          <w:tcPr>
-            <w:tcW w:type="dxa" w:w="2000"/>
+            <w:tcW w:type="dxa" w:w="1100"/>
+            <w:tcBorders>
+              <w:top w:val="single" w:color="9E9E9E" w:sz="4"/>
+              <w:left w:val="single" w:color="9E9E9E" w:sz="4"/>
+              <w:bottom w:val="single" w:color="9E9E9E" w:sz="4"/>
+              <w:right w:val="single" w:color="9E9E9E" w:sz="4"/>
+            </w:tcBorders>
+            <w:tcMar>
+              <w:top w:type="dxa" w:w="60"/>
+              <w:left w:type="dxa" w:w="100"/>
+              <w:bottom w:type="dxa" w:w="60"/>
+              <w:right w:type="dxa" w:w="100"/>
+            </w:tcMar>
+          </w:tcPr>
+          <w:p>
+            <w:r>
+              <w:rPr>
+                <w:rFonts w:ascii="Calibri" w:cs="Calibri" w:eastAsia="Calibri" w:hAnsi="Calibri"/>
+                <w:b w:val="false"/>
+                <w:bCs w:val="false"/>
+                <w:i w:val="false"/>
+                <w:iCs w:val="false"/>
+                <w:sz w:val="20"/>
+                <w:szCs w:val="20"/>
+              </w:rPr>
+              <w:t xml:space="preserve"/>
+            </w:r>
+          </w:p>
+        </w:tc>
+        <w:tc>
+          <w:tcPr>
+            <w:tcW w:type="dxa" w:w="2500"/>
+            <w:tcBorders>
+              <w:top w:val="single" w:color="9E9E9E" w:sz="4"/>
+              <w:left w:val="single" w:color="9E9E9E" w:sz="4"/>
+              <w:bottom w:val="single" w:color="9E9E9E" w:sz="4"/>
+              <w:right w:val="single" w:color="9E9E9E" w:sz="4"/>
+            </w:tcBorders>
+            <w:tcMar>
+              <w:top w:type="dxa" w:w="60"/>
+              <w:left w:type="dxa" w:w="100"/>
+              <w:bottom w:type="dxa" w:w="60"/>
+              <w:right w:type="dxa" w:w="100"/>
+            </w:tcMar>
+          </w:tcPr>
+          <w:p>
+            <w:r>
+              <w:rPr>
+                <w:rFonts w:ascii="Calibri" w:cs="Calibri" w:eastAsia="Calibri" w:hAnsi="Calibri"/>
+                <w:b w:val="false"/>
+                <w:bCs w:val="false"/>
+                <w:i w:val="false"/>
+                <w:iCs w:val="false"/>
+                <w:sz w:val="20"/>
+                <w:szCs w:val="20"/>
+              </w:rPr>
+              <w:t xml:space="preserve"/>
+            </w:r>
+          </w:p>
+        </w:tc>
+        <w:tc>
+          <w:tcPr>
+            <w:tcW w:type="dxa" w:w="4238"/>
+            <w:tcBorders>
+              <w:top w:val="single" w:color="9E9E9E" w:sz="4"/>
+              <w:left w:val="single" w:color="9E9E9E" w:sz="4"/>
+              <w:bottom w:val="single" w:color="9E9E9E" w:sz="4"/>
+              <w:right w:val="single" w:color="9E9E9E" w:sz="4"/>
+            </w:tcBorders>
+            <w:tcMar>
+              <w:top w:type="dxa" w:w="60"/>
+              <w:left w:type="dxa" w:w="100"/>
+              <w:bottom w:type="dxa" w:w="60"/>
+              <w:right w:type="dxa" w:w="100"/>
+            </w:tcMar>
+          </w:tcPr>
+          <w:p>
+            <w:r>
+              <w:rPr>
+                <w:rFonts w:ascii="Calibri" w:cs="Calibri" w:eastAsia="Calibri" w:hAnsi="Calibri"/>
+                <w:b w:val="false"/>
+                <w:bCs w:val="false"/>
+                <w:i w:val="false"/>
+                <w:iCs w:val="false"/>
+                <w:sz w:val="20"/>
+                <w:szCs w:val="20"/>
+              </w:rPr>
+              <w:t xml:space="preserve"/>
+            </w:r>
+          </w:p>
+        </w:tc>
+        <w:tc>
+          <w:tcPr>
+            <w:tcW w:type="dxa" w:w="1800"/>
             <w:tcBorders>
               <w:top w:val="single" w:color="9E9E9E" w:sz="4"/>
               <w:left w:val="single" w:color="9E9E9E" w:sz="4"/>
